--- a/18_DOCX/ACC_TERMS_0031_0040.docx
+++ b/18_DOCX/ACC_TERMS_0031_0040.docx
@@ -6728,7 +6728,7 @@
           <w:rFonts w:ascii="Noto Sans CJK JP" w:hAnsi="Noto Sans CJK JP" w:eastAsia="Noto Sans CJK JP"/>
           <w:sz w:val="21"/>
         </w:rPr>
-        <w:t>Os dados bancários precisam estar corretos para evitar atraso no pagamento.</w:t>
+        <w:t>Se o pagamento for aprovado, os dados bancários precisam estar corretos para evitar atraso.</w:t>
       </w:r>
     </w:p>
     <w:p/>
@@ -6753,7 +6753,7 @@
           <w:rFonts w:ascii="Noto Sans CJK JP" w:hAnsi="Noto Sans CJK JP" w:eastAsia="Noto Sans CJK JP"/>
           <w:sz w:val="21"/>
         </w:rPr>
-        <w:t>オス ダドス バンカリオス プレシザン エスタール コヘトス パラ エヴィタール アトラゾ ノ パガメント</w:t>
+        <w:t>セ オ パガメント フォール アプロヴァード、オス ダドス バンカリオス プレシザン エスタール コヘトス パラ エヴィタール アトラゾ</w:t>
       </w:r>
     </w:p>
     <w:p/>
@@ -6763,7 +6763,7 @@
           <w:rFonts w:ascii="Noto Sans CJK JP" w:hAnsi="Noto Sans CJK JP" w:eastAsia="Noto Sans CJK JP"/>
           <w:sz w:val="21"/>
         </w:rPr>
-        <w:t>日本語確認用: 口座情報は支払い前に正確に確認する。</w:t>
+        <w:t>日本語確認用: 支払いが承認された場合に備えて、口座情報を正確に確認する。</w:t>
       </w:r>
     </w:p>
     <w:p/>
@@ -7274,6 +7274,72 @@
                 <w:sz w:val="18"/>
               </w:rPr>
               <w:t>Alteração</w:t>
+            </w:r>
+          </w:p>
+        </w:tc>
+      </w:tr>
+      <w:tr>
+        <w:tc>
+          <w:tcPr>
+            <w:tcW w:type="dxa" w:w="2556"/>
+          </w:tcPr>
+          <w:p>
+            <w:r/>
+            <w:r>
+              <w:rPr>
+                <w:rFonts w:ascii="Noto Sans CJK JP" w:hAnsi="Noto Sans CJK JP" w:eastAsia="Noto Sans CJK JP"/>
+                <w:b w:val="0"/>
+                <w:sz w:val="18"/>
+              </w:rPr>
+              <w:t>2026-07-03</w:t>
+            </w:r>
+          </w:p>
+        </w:tc>
+        <w:tc>
+          <w:tcPr>
+            <w:tcW w:type="dxa" w:w="2556"/>
+          </w:tcPr>
+          <w:p>
+            <w:r/>
+            <w:r>
+              <w:rPr>
+                <w:rFonts w:ascii="Noto Sans CJK JP" w:hAnsi="Noto Sans CJK JP" w:eastAsia="Noto Sans CJK JP"/>
+                <w:b w:val="0"/>
+                <w:sz w:val="18"/>
+              </w:rPr>
+              <w:t>0.2</w:t>
+            </w:r>
+          </w:p>
+        </w:tc>
+        <w:tc>
+          <w:tcPr>
+            <w:tcW w:type="dxa" w:w="2556"/>
+          </w:tcPr>
+          <w:p>
+            <w:r/>
+            <w:r>
+              <w:rPr>
+                <w:rFonts w:ascii="Noto Sans CJK JP" w:hAnsi="Noto Sans CJK JP" w:eastAsia="Noto Sans CJK JP"/>
+                <w:b w:val="0"/>
+                <w:sz w:val="18"/>
+              </w:rPr>
+              <w:t>JP-BR Insurance Knowledge Base</w:t>
+            </w:r>
+          </w:p>
+        </w:tc>
+        <w:tc>
+          <w:tcPr>
+            <w:tcW w:type="dxa" w:w="2556"/>
+          </w:tcPr>
+          <w:p>
+            <w:r/>
+            <w:r>
+              <w:rPr>
+                <w:rFonts w:ascii="Noto Sans CJK JP" w:hAnsi="Noto Sans CJK JP" w:eastAsia="Noto Sans CJK JP"/>
+                <w:b w:val="0"/>
+                <w:sz w:val="18"/>
+              </w:rPr>
+              <w:t>Ajuste de compliance na fala ao cliente para condicionar atraso bancário à aprovação do pagamento.</w:t>
             </w:r>
           </w:p>
         </w:tc>
